--- a/КУРСОВАЯ_ООП/ООП_5_КР.docx
+++ b/КУРСОВАЯ_ООП/ООП_5_КР.docx
@@ -169,12 +169,31 @@
           <w:szCs w:val="24"/>
         </w:rPr>
       </w:pPr>
+      <w:commentRangeStart w:id="0"/>
       <w:r>
         <w:rPr>
           <w:sz w:val="28"/>
           <w:szCs w:val="24"/>
         </w:rPr>
-        <w:t>Листинг 1.6 – Шаблон реализации перегрузки оператора</w:t>
+        <w:t>Л</w:t>
+      </w:r>
+      <w:commentRangeEnd w:id="0"/>
+      <w:r>
+        <w:rPr>
+          <w:rStyle w:val="ac"/>
+          <w:rFonts w:eastAsia="Times New Roman" w:cs="Times New Roman"/>
+          <w:kern w:val="0"/>
+          <w:lang w:eastAsia="ru-RU"/>
+          <w14:ligatures w14:val="none"/>
+        </w:rPr>
+        <w:commentReference w:id="0"/>
+      </w:r>
+      <w:r>
+        <w:rPr>
+          <w:sz w:val="28"/>
+          <w:szCs w:val="24"/>
+        </w:rPr>
+        <w:t>истинг 1.6 – Шаблон реализации перегрузки оператора</w:t>
       </w:r>
     </w:p>
     <w:p>
@@ -187,18 +206,35 @@
         <w:t>П</w:t>
       </w:r>
       <w:r>
-        <w:t>араметры по умолчанию – механизм определения функции или метода, при котором они принимают аргумент по умолчанию</w:t>
+        <w:t xml:space="preserve">араметры по умолчанию – механизм определения функции или метода, при котором они принимают </w:t>
+      </w:r>
+      <w:commentRangeStart w:id="1"/>
+      <w:r>
+        <w:t>аргумент по умолчанию</w:t>
+      </w:r>
+      <w:r>
+        <w:t xml:space="preserve">, </w:t>
+      </w:r>
+      <w:r>
+        <w:t>то есть отсутствие при вызове аргумента, применяется</w:t>
       </w:r>
       <w:r>
         <w:t> </w:t>
       </w:r>
+      <w:commentRangeEnd w:id="1"/>
+      <w:r>
+        <w:rPr>
+          <w:rStyle w:val="ac"/>
+        </w:rPr>
+        <w:commentReference w:id="1"/>
+      </w:r>
+      <w:r>
+        <w:t xml:space="preserve">параметр, заданный в самом методе </w:t>
+      </w:r>
       <w:r>
         <w:t>[6]</w:t>
       </w:r>
       <w:r>
-        <w:t>, то есть значения, присваиваемые методу или функции, если при вызове не переданы явные значения</w:t>
-      </w:r>
-      <w:r>
         <w:t>. Пример оформления параметров по умолчанию представлен на листинге 1.7.</w:t>
       </w:r>
     </w:p>
@@ -233,13 +269,51 @@
       <w:r>
         <w:t xml:space="preserve"> </w:t>
       </w:r>
+      <w:commentRangeStart w:id="2"/>
+      <w:r>
+        <w:t>[</w:t>
+      </w:r>
+      <w:commentRangeEnd w:id="2"/>
+      <w:r>
+        <w:rPr>
+          <w:rStyle w:val="ac"/>
+          <w:rFonts w:ascii="Times New Roman" w:hAnsi="Times New Roman" w:cs="Times New Roman"/>
+        </w:rPr>
+        <w:commentReference w:id="2"/>
+      </w:r>
+      <w:r>
+        <w:t xml:space="preserve"> &lt;тип_1&gt; обязательный_параметр_1</w:t>
+      </w:r>
+    </w:p>
+    <w:p>
+      <w:pPr>
+        <w:pStyle w:val="af5"/>
+      </w:pPr>
+      <w:r>
+        <w:t xml:space="preserve"> </w:t>
+      </w:r>
+      <w:commentRangeStart w:id="3"/>
+      <w:r>
+        <w:t>[</w:t>
+      </w:r>
+      <w:commentRangeEnd w:id="3"/>
+      <w:r>
+        <w:rPr>
+          <w:rStyle w:val="ac"/>
+          <w:rFonts w:ascii="Times New Roman" w:hAnsi="Times New Roman" w:cs="Times New Roman"/>
+        </w:rPr>
+        <w:commentReference w:id="3"/>
+      </w:r>
+      <w:r>
+        <w:t xml:space="preserve">, </w:t>
+      </w:r>
       <w:proofErr w:type="gramStart"/>
       <w:r>
         <w:t>[ &lt;</w:t>
       </w:r>
       <w:proofErr w:type="gramEnd"/>
       <w:r>
-        <w:t>тип_1&gt; обязательный_параметр_1</w:t>
+        <w:t>тип_2&gt; обязательный_параметр_2</w:t>
       </w:r>
     </w:p>
     <w:p>
@@ -249,8 +323,20 @@
       <w:r>
         <w:t xml:space="preserve"> </w:t>
       </w:r>
-      <w:r>
-        <w:t>[, [&lt;тип_2&gt; обязательный_параметр_2</w:t>
+      <w:commentRangeStart w:id="4"/>
+      <w:r>
+        <w:t>[</w:t>
+      </w:r>
+      <w:commentRangeEnd w:id="4"/>
+      <w:r>
+        <w:rPr>
+          <w:rStyle w:val="ac"/>
+          <w:rFonts w:ascii="Times New Roman" w:hAnsi="Times New Roman" w:cs="Times New Roman"/>
+        </w:rPr>
+        <w:commentReference w:id="4"/>
+      </w:r>
+      <w:r>
+        <w:t>, …] ] ]</w:t>
       </w:r>
     </w:p>
     <w:p>
@@ -260,8 +346,20 @@
       <w:r>
         <w:t xml:space="preserve"> </w:t>
       </w:r>
-      <w:r>
-        <w:t>[, …] ] ]</w:t>
+      <w:commentRangeStart w:id="5"/>
+      <w:r>
+        <w:t>[</w:t>
+      </w:r>
+      <w:commentRangeEnd w:id="5"/>
+      <w:r>
+        <w:rPr>
+          <w:rStyle w:val="ac"/>
+          <w:rFonts w:ascii="Times New Roman" w:hAnsi="Times New Roman" w:cs="Times New Roman"/>
+        </w:rPr>
+        <w:commentReference w:id="5"/>
+      </w:r>
+      <w:r>
+        <w:t>, &lt;тип_3&gt; необязательный_параметр_1 = &lt;значение_по_умолчанию_1&gt;</w:t>
       </w:r>
     </w:p>
     <w:p>
@@ -271,8 +369,28 @@
       <w:r>
         <w:t xml:space="preserve"> </w:t>
       </w:r>
-      <w:r>
-        <w:t>[, &lt;тип_3&gt; необязательный_параметр_1 = &lt;значение_по_умолчанию_1&gt;</w:t>
+      <w:commentRangeStart w:id="6"/>
+      <w:r>
+        <w:t>[</w:t>
+      </w:r>
+      <w:commentRangeEnd w:id="6"/>
+      <w:r>
+        <w:rPr>
+          <w:rStyle w:val="ac"/>
+          <w:rFonts w:ascii="Times New Roman" w:hAnsi="Times New Roman" w:cs="Times New Roman"/>
+        </w:rPr>
+        <w:commentReference w:id="6"/>
+      </w:r>
+      <w:r>
+        <w:t xml:space="preserve">, </w:t>
+      </w:r>
+      <w:proofErr w:type="gramStart"/>
+      <w:r>
+        <w:t>[ &lt;</w:t>
+      </w:r>
+      <w:proofErr w:type="gramEnd"/>
+      <w:r>
+        <w:t>тип_2&gt; необязательный_параметр_2 = &lt;значение_по_умолчанию_2&gt;</w:t>
       </w:r>
     </w:p>
     <w:p>
@@ -282,19 +400,20 @@
       <w:r>
         <w:t xml:space="preserve"> </w:t>
       </w:r>
-      <w:r>
-        <w:t>[, [&lt;тип_2&gt; необязательный_параметр_2 = &lt;значение_по_умолчанию_2&gt;</w:t>
-      </w:r>
-    </w:p>
-    <w:p>
-      <w:pPr>
-        <w:pStyle w:val="af5"/>
-      </w:pPr>
-      <w:r>
-        <w:t xml:space="preserve"> </w:t>
-      </w:r>
-      <w:r>
-        <w:t>[, …] ] ]</w:t>
+      <w:commentRangeStart w:id="7"/>
+      <w:r>
+        <w:t>[</w:t>
+      </w:r>
+      <w:commentRangeEnd w:id="7"/>
+      <w:r>
+        <w:rPr>
+          <w:rStyle w:val="ac"/>
+          <w:rFonts w:ascii="Times New Roman" w:hAnsi="Times New Roman" w:cs="Times New Roman"/>
+        </w:rPr>
+        <w:commentReference w:id="7"/>
+      </w:r>
+      <w:r>
+        <w:t>, …] ] ]</w:t>
       </w:r>
     </w:p>
     <w:p>
@@ -332,113 +451,138 @@
         </w:numPr>
         <w:ind w:left="0" w:firstLine="709"/>
       </w:pPr>
-      <w:r>
-        <w:t>Определение классов</w:t>
+      <w:commentRangeStart w:id="8"/>
+      <w:r>
+        <w:t xml:space="preserve">Поля (руководство по программированию на </w:t>
+      </w:r>
+      <w:r>
+        <w:rPr>
+          <w:lang w:val="en-US"/>
+        </w:rPr>
+        <w:t>C</w:t>
+      </w:r>
+      <w:r>
+        <w:t>#</w:t>
+      </w:r>
+      <w:r>
+        <w:t>)</w:t>
       </w:r>
       <w:r>
         <w:t xml:space="preserve"> </w:t>
       </w:r>
-      <w:r>
-        <w:t>[Электронный ресурс]</w:t>
+      <w:commentRangeEnd w:id="8"/>
+      <w:r>
+        <w:rPr>
+          <w:rStyle w:val="ac"/>
+        </w:rPr>
+        <w:commentReference w:id="8"/>
+      </w:r>
+      <w:r>
+        <w:t xml:space="preserve">[Электронный ресурс]: Microsoft </w:t>
+      </w:r>
+      <w:proofErr w:type="spellStart"/>
+      <w:r>
+        <w:t>Learn</w:t>
+      </w:r>
+      <w:proofErr w:type="spellEnd"/>
+      <w:r>
+        <w:t>, 202</w:t>
+      </w:r>
+      <w:r>
+        <w:t>5</w:t>
+      </w:r>
+      <w:r>
+        <w:t>. URL: https://</w:t>
+      </w:r>
+      <w:r>
+        <w:t xml:space="preserve"> https://learn.microsoft.com/ru-ru/dotnet/csharp/programming-guide/classes-and-structs/fields</w:t>
+      </w:r>
+      <w:r>
+        <w:t xml:space="preserve"> (дата обращения</w:t>
+      </w:r>
+      <w:commentRangeStart w:id="9"/>
+      <w:r>
+        <w:t xml:space="preserve"> </w:t>
+      </w:r>
+      <w:commentRangeEnd w:id="9"/>
+      <w:r>
+        <w:rPr>
+          <w:rStyle w:val="ac"/>
+        </w:rPr>
+        <w:commentReference w:id="9"/>
+      </w:r>
+      <w:r>
+        <w:t>1</w:t>
+      </w:r>
+      <w:r>
+        <w:t>0</w:t>
+      </w:r>
+      <w:r>
+        <w:t>.</w:t>
+      </w:r>
+      <w:r>
+        <w:t>09</w:t>
+      </w:r>
+      <w:r>
+        <w:t>.202</w:t>
+      </w:r>
+      <w:r>
+        <w:t>5</w:t>
+      </w:r>
+      <w:r>
+        <w:t>).</w:t>
+      </w:r>
+    </w:p>
+    <w:p>
+      <w:pPr>
+        <w:pStyle w:val="a0"/>
+      </w:pPr>
+      <w:r>
+        <w:t>Конструкторы (</w:t>
+      </w:r>
+      <w:r>
+        <w:rPr>
+          <w:lang w:val="en-US"/>
+        </w:rPr>
+        <w:t>C</w:t>
+      </w:r>
+      <w:r>
+        <w:t>++) [</w:t>
+      </w:r>
+      <w:r>
+        <w:t>Электронный ресурс</w:t>
+      </w:r>
+      <w:r>
+        <w:t xml:space="preserve">]: </w:t>
+      </w:r>
+      <w:r>
+        <w:rPr>
+          <w:lang w:val="en-US"/>
+        </w:rPr>
+        <w:t>Microsoft</w:t>
+      </w:r>
+      <w:r>
+        <w:t xml:space="preserve"> </w:t>
+      </w:r>
+      <w:r>
+        <w:rPr>
+          <w:lang w:val="en-US"/>
+        </w:rPr>
+        <w:t>Learn</w:t>
+      </w:r>
+      <w:r>
+        <w:t xml:space="preserve">, 2025. </w:t>
+      </w:r>
+      <w:r>
+        <w:rPr>
+          <w:lang w:val="en-US"/>
+        </w:rPr>
+        <w:t>URL</w:t>
       </w:r>
       <w:r>
         <w:t xml:space="preserve">: </w:t>
       </w:r>
-      <w:proofErr w:type="spellStart"/>
-      <w:r>
-        <w:rPr>
-          <w:lang w:val="en-US"/>
-        </w:rPr>
-        <w:t>metanit</w:t>
-      </w:r>
-      <w:proofErr w:type="spellEnd"/>
-      <w:r>
-        <w:t xml:space="preserve">. URL: </w:t>
-      </w:r>
-      <w:r>
-        <w:t>https://metanit.com/cpp/tutorial/5.1.php</w:t>
-      </w:r>
-      <w:r>
-        <w:t xml:space="preserve"> </w:t>
-      </w:r>
-      <w:r>
-        <w:t>(дата обращения</w:t>
-      </w:r>
-      <w:r>
-        <w:t>:</w:t>
-      </w:r>
-      <w:r>
-        <w:t xml:space="preserve"> 1</w:t>
-      </w:r>
-      <w:r>
-        <w:t>0</w:t>
-      </w:r>
-      <w:r>
-        <w:t>.</w:t>
-      </w:r>
-      <w:r>
-        <w:t>09</w:t>
-      </w:r>
-      <w:r>
-        <w:t>.202</w:t>
-      </w:r>
-      <w:r>
-        <w:t>5</w:t>
-      </w:r>
-      <w:r>
-        <w:t>).</w:t>
-      </w:r>
-    </w:p>
-    <w:p>
-      <w:pPr>
-        <w:pStyle w:val="a0"/>
-      </w:pPr>
-      <w:r>
-        <w:t>Конструкторы (</w:t>
-      </w:r>
-      <w:r>
-        <w:rPr>
-          <w:lang w:val="en-US"/>
-        </w:rPr>
-        <w:t>C</w:t>
-      </w:r>
-      <w:r>
-        <w:t>++) [</w:t>
-      </w:r>
-      <w:r>
-        <w:t>Электронный ресурс</w:t>
-      </w:r>
-      <w:r>
-        <w:t xml:space="preserve">]: </w:t>
-      </w:r>
-      <w:r>
-        <w:rPr>
-          <w:lang w:val="en-US"/>
-        </w:rPr>
-        <w:t>Microsoft</w:t>
-      </w:r>
-      <w:r>
-        <w:t xml:space="preserve"> </w:t>
-      </w:r>
-      <w:r>
-        <w:rPr>
-          <w:lang w:val="en-US"/>
-        </w:rPr>
-        <w:t>Learn</w:t>
-      </w:r>
-      <w:r>
-        <w:t xml:space="preserve">, 2025. </w:t>
-      </w:r>
-      <w:r>
-        <w:rPr>
-          <w:lang w:val="en-US"/>
-        </w:rPr>
-        <w:t>URL</w:t>
-      </w:r>
-      <w:r>
-        <w:t xml:space="preserve">: </w:t>
-      </w:r>
-      <w:hyperlink r:id="rId8" w:history="1">
+      <w:hyperlink r:id="rId12" w:history="1">
         <w:r>
           <w:rPr>
             <w:rStyle w:val="af7"/>
@@ -821,13 +965,24 @@
         <w:rPr>
           <w:lang w:val="en-US"/>
         </w:rPr>
-        <w:t>metanit</w:t>
-      </w:r>
+        <w:t>Metanit</w:t>
+      </w:r>
+      <w:commentRangeStart w:id="10"/>
       <w:proofErr w:type="spellEnd"/>
       <w:r>
-        <w:t>. – URL: </w:t>
-      </w:r>
-      <w:hyperlink r:id="rId9" w:tgtFrame="_blank" w:history="1">
+        <w:t>.</w:t>
+      </w:r>
+      <w:commentRangeEnd w:id="10"/>
+      <w:r>
+        <w:rPr>
+          <w:rStyle w:val="ac"/>
+        </w:rPr>
+        <w:commentReference w:id="10"/>
+      </w:r>
+      <w:r>
+        <w:t xml:space="preserve"> – URL: </w:t>
+      </w:r>
+      <w:hyperlink r:id="rId13" w:tgtFrame="_blank" w:history="1">
         <w:r>
           <w:rPr>
             <w:rStyle w:val="af7"/>
@@ -924,7 +1079,7 @@
       <w:r>
         <w:t xml:space="preserve">: </w:t>
       </w:r>
-      <w:hyperlink r:id="rId10" w:history="1">
+      <w:hyperlink r:id="rId14" w:history="1">
         <w:r>
           <w:rPr>
             <w:rStyle w:val="af7"/>
@@ -1184,7 +1339,7 @@
         <w:rPr>
           <w:lang w:val="en-US"/>
         </w:rPr>
-        <w:t>metanit</w:t>
+        <w:t>Metanit</w:t>
       </w:r>
       <w:proofErr w:type="spellEnd"/>
       <w:r>
@@ -1221,7 +1376,7 @@
       </w:pPr>
     </w:p>
     <w:sectPr>
-      <w:footerReference w:type="default" r:id="rId11"/>
+      <w:footerReference w:type="default" r:id="rId15"/>
       <w:pgSz w:w="11906" w:h="16838"/>
       <w:pgMar w:top="1134" w:right="850" w:bottom="1134" w:left="1701" w:header="708" w:footer="708" w:gutter="0"/>
       <w:cols w:space="708"/>
@@ -1229,6 +1384,324 @@
     </w:sectPr>
   </w:body>
 </w:document>
+</file>
+
+<file path=word/comments.xml><?xml version="1.0" encoding="utf-8"?>
+<w:comments xmlns:wpc="http://schemas.microsoft.com/office/word/2010/wordprocessingCanvas" xmlns:cx="http://schemas.microsoft.com/office/drawing/2014/chartex" xmlns:cx1="http://schemas.microsoft.com/office/drawing/2015/9/8/chartex" xmlns:cx2="http://schemas.microsoft.com/office/drawing/2015/10/21/chartex" xmlns:cx3="http://schemas.microsoft.com/office/drawing/2016/5/9/chartex" xmlns:cx4="http://schemas.microsoft.com/office/drawing/2016/5/10/chartex" xmlns:cx5="http://schemas.microsoft.com/office/drawing/2016/5/11/chartex" xmlns:cx6="http://schemas.microsoft.com/office/drawing/2016/5/12/chartex" xmlns:cx7="http://schemas.microsoft.com/office/drawing/2016/5/13/chartex" xmlns:cx8="http://schemas.microsoft.com/office/drawing/2016/5/14/chartex" xmlns:mc="http://schemas.openxmlformats.org/markup-compatibility/2006" xmlns:aink="http://schemas.microsoft.com/office/drawing/2016/ink" xmlns:am3d="http://schemas.microsoft.com/office/drawing/2017/model3d" xmlns:o="urn:schemas-microsoft-com:office:office" xmlns:oel="http://schemas.microsoft.com/office/2019/extlst" xmlns:r="http://schemas.openxmlformats.org/officeDocument/2006/relationships" xmlns:m="http://schemas.openxmlformats.org/officeDocument/2006/math" xmlns:v="urn:schemas-microsoft-com:vml" xmlns:wp14="http://schemas.microsoft.com/office/word/2010/wordprocessingDrawing" xmlns:wp="http://schemas.openxmlformats.org/drawingml/2006/wordprocessingDrawing" xmlns:w10="urn:schemas-microsoft-com:office:word" xmlns:w="http://schemas.openxmlformats.org/wordprocessingml/2006/main" xmlns:w14="http://schemas.microsoft.com/office/word/2010/wordml" xmlns:w15="http://schemas.microsoft.com/office/word/2012/wordml" xmlns:w16cex="http://schemas.microsoft.com/office/word/2018/wordml/cex" xmlns:w16cid="http://schemas.microsoft.com/office/word/2016/wordml/cid" xmlns:w16="http://schemas.microsoft.com/office/word/2018/wordml" xmlns:w16sdtdh="http://schemas.microsoft.com/office/word/2020/wordml/sdtdatahash" xmlns:w16se="http://schemas.microsoft.com/office/word/2015/wordml/symex" xmlns:wpg="http://schemas.microsoft.com/office/word/2010/wordprocessingGroup" xmlns:wpi="http://schemas.microsoft.com/office/word/2010/wordprocessingInk" xmlns:wne="http://schemas.microsoft.com/office/word/2006/wordml" xmlns:wps="http://schemas.microsoft.com/office/word/2010/wordprocessingShape" mc:Ignorable="w14 w15 w16se w16cid w16 w16cex w16sdtdh wp14">
+  <w:comment w:id="0" w:author="Яна" w:date="2025-10-11T17:35:00Z" w:initials="Я">
+    <w:p>
+      <w:pPr>
+        <w:pStyle w:val="ad"/>
+      </w:pPr>
+      <w:r>
+        <w:rPr>
+          <w:rStyle w:val="ac"/>
+        </w:rPr>
+        <w:annotationRef/>
+      </w:r>
+      <w:r>
+        <w:t xml:space="preserve"># </w:t>
+      </w:r>
+      <w:proofErr w:type="spellStart"/>
+      <w:r>
+        <w:t>НазваниеЛистинга</w:t>
+      </w:r>
+      <w:proofErr w:type="spellEnd"/>
+    </w:p>
+    <w:p>
+      <w:pPr>
+        <w:pStyle w:val="ad"/>
+      </w:pPr>
+      <w:r>
+        <w:t>- установить одинарный межстрочный интервал</w:t>
+      </w:r>
+    </w:p>
+  </w:comment>
+  <w:comment w:id="1" w:author="Яна" w:date="2025-10-11T18:06:00Z" w:initials="Я">
+    <w:p>
+      <w:pPr>
+        <w:pStyle w:val="ad"/>
+      </w:pPr>
+      <w:r>
+        <w:rPr>
+          <w:rStyle w:val="ac"/>
+        </w:rPr>
+        <w:annotationRef/>
+      </w:r>
+      <w:r>
+        <w:t>А что это означает? Уточнить, как меняется (с точки зрения вариантов вызова) вызов функции при наличии таких параметров</w:t>
+      </w:r>
+    </w:p>
+  </w:comment>
+  <w:comment w:id="2" w:author="Яна" w:date="2025-10-11T17:35:00Z" w:initials="Я">
+    <w:p>
+      <w:pPr>
+        <w:pStyle w:val="ad"/>
+      </w:pPr>
+      <w:r>
+        <w:rPr>
+          <w:rStyle w:val="ac"/>
+        </w:rPr>
+        <w:annotationRef/>
+      </w:r>
+      <w:r>
+        <w:t># Код</w:t>
+      </w:r>
+    </w:p>
+    <w:p>
+      <w:pPr>
+        <w:pStyle w:val="ad"/>
+      </w:pPr>
+      <w:r>
+        <w:t>- убрать красную строку</w:t>
+      </w:r>
+    </w:p>
+  </w:comment>
+  <w:comment w:id="3" w:author="Яна" w:date="2025-10-11T17:35:00Z" w:initials="Я">
+    <w:p>
+      <w:pPr>
+        <w:pStyle w:val="ad"/>
+      </w:pPr>
+      <w:r>
+        <w:rPr>
+          <w:rStyle w:val="ac"/>
+        </w:rPr>
+        <w:annotationRef/>
+      </w:r>
+      <w:r>
+        <w:t># Код</w:t>
+      </w:r>
+    </w:p>
+    <w:p>
+      <w:pPr>
+        <w:pStyle w:val="ad"/>
+      </w:pPr>
+      <w:r>
+        <w:t>- убрать красную строку</w:t>
+      </w:r>
+    </w:p>
+  </w:comment>
+  <w:comment w:id="4" w:author="Яна" w:date="2025-10-11T17:35:00Z" w:initials="Я">
+    <w:p>
+      <w:pPr>
+        <w:pStyle w:val="ad"/>
+      </w:pPr>
+      <w:r>
+        <w:rPr>
+          <w:rStyle w:val="ac"/>
+        </w:rPr>
+        <w:annotationRef/>
+      </w:r>
+      <w:r>
+        <w:t># Код</w:t>
+      </w:r>
+    </w:p>
+    <w:p>
+      <w:pPr>
+        <w:pStyle w:val="ad"/>
+      </w:pPr>
+      <w:r>
+        <w:t>- убрать красную строку</w:t>
+      </w:r>
+    </w:p>
+  </w:comment>
+  <w:comment w:id="5" w:author="Яна" w:date="2025-10-11T17:35:00Z" w:initials="Я">
+    <w:p>
+      <w:pPr>
+        <w:pStyle w:val="ad"/>
+      </w:pPr>
+      <w:r>
+        <w:rPr>
+          <w:rStyle w:val="ac"/>
+        </w:rPr>
+        <w:annotationRef/>
+      </w:r>
+      <w:r>
+        <w:t># Код</w:t>
+      </w:r>
+    </w:p>
+    <w:p>
+      <w:pPr>
+        <w:pStyle w:val="ad"/>
+      </w:pPr>
+      <w:r>
+        <w:t>- убрать красную строку</w:t>
+      </w:r>
+    </w:p>
+  </w:comment>
+  <w:comment w:id="6" w:author="Яна" w:date="2025-10-11T17:35:00Z" w:initials="Я">
+    <w:p>
+      <w:pPr>
+        <w:pStyle w:val="ad"/>
+      </w:pPr>
+      <w:r>
+        <w:rPr>
+          <w:rStyle w:val="ac"/>
+        </w:rPr>
+        <w:annotationRef/>
+      </w:r>
+      <w:r>
+        <w:t># Код</w:t>
+      </w:r>
+    </w:p>
+    <w:p>
+      <w:pPr>
+        <w:pStyle w:val="ad"/>
+      </w:pPr>
+      <w:r>
+        <w:t>- убрать красную строку</w:t>
+      </w:r>
+    </w:p>
+  </w:comment>
+  <w:comment w:id="7" w:author="Яна" w:date="2025-10-11T17:35:00Z" w:initials="Я">
+    <w:p>
+      <w:pPr>
+        <w:pStyle w:val="ad"/>
+      </w:pPr>
+      <w:r>
+        <w:rPr>
+          <w:rStyle w:val="ac"/>
+        </w:rPr>
+        <w:annotationRef/>
+      </w:r>
+      <w:r>
+        <w:t># Код</w:t>
+      </w:r>
+    </w:p>
+    <w:p>
+      <w:pPr>
+        <w:pStyle w:val="ad"/>
+      </w:pPr>
+      <w:r>
+        <w:t>- убрать красную строку</w:t>
+      </w:r>
+    </w:p>
+  </w:comment>
+  <w:comment w:id="8" w:author="Яна" w:date="2025-10-11T18:07:00Z" w:initials="Я">
+    <w:p>
+      <w:pPr>
+        <w:pStyle w:val="ad"/>
+      </w:pPr>
+      <w:r>
+        <w:rPr>
+          <w:rStyle w:val="ac"/>
+        </w:rPr>
+        <w:annotationRef/>
+      </w:r>
+      <w:r>
+        <w:t xml:space="preserve">Ну так у Вас то речь не про </w:t>
+      </w:r>
+      <w:proofErr w:type="spellStart"/>
+      <w:r>
+        <w:t>шарп</w:t>
+      </w:r>
+      <w:proofErr w:type="spellEnd"/>
+      <w:r>
+        <w:t xml:space="preserve">, вставьте ссылку на источник, где поля в С++ описываются </w:t>
+      </w:r>
+      <w:r>
+        <w:rPr>
+          <mc:AlternateContent>
+            <mc:Choice Requires="w16se"/>
+            <mc:Fallback>
+              <w:rFonts w:ascii="Segoe UI Emoji" w:eastAsia="Segoe UI Emoji" w:hAnsi="Segoe UI Emoji" w:cs="Segoe UI Emoji"/>
+            </mc:Fallback>
+          </mc:AlternateContent>
+          <w:lang w:val="en-US"/>
+        </w:rPr>
+        <mc:AlternateContent>
+          <mc:Choice Requires="w16se">
+            <w16se:symEx w16se:font="Segoe UI Emoji" w16se:char="1F60A"/>
+          </mc:Choice>
+          <mc:Fallback>
+            <w:t>😊</w:t>
+          </mc:Fallback>
+        </mc:AlternateContent>
+      </w:r>
+    </w:p>
+  </w:comment>
+  <w:comment w:id="9" w:author="Яна" w:date="2025-10-11T18:07:00Z" w:initials="Я">
+    <w:p>
+      <w:pPr>
+        <w:pStyle w:val="ad"/>
+      </w:pPr>
+      <w:r>
+        <w:rPr>
+          <w:rStyle w:val="ac"/>
+        </w:rPr>
+        <w:annotationRef/>
+      </w:r>
+      <w:r>
+        <w:t>Двоеточие)</w:t>
+      </w:r>
+    </w:p>
+  </w:comment>
+  <w:comment w:id="10" w:author="Яна" w:date="2025-10-11T18:08:00Z" w:initials="Я">
+    <w:p>
+      <w:pPr>
+        <w:pStyle w:val="ad"/>
+        <w:ind w:firstLine="0"/>
+      </w:pPr>
+      <w:r>
+        <w:rPr>
+          <w:rStyle w:val="ac"/>
+        </w:rPr>
+        <w:annotationRef/>
+      </w:r>
+      <w:r>
+        <w:t>Пропустили имя ресурса, как и в 6</w:t>
+      </w:r>
+    </w:p>
+  </w:comment>
+</w:comments>
+</file>
+
+<file path=word/commentsExtended.xml><?xml version="1.0" encoding="utf-8"?>
+<w15:commentsEx xmlns:wpc="http://schemas.microsoft.com/office/word/2010/wordprocessingCanvas" xmlns:cx="http://schemas.microsoft.com/office/drawing/2014/chartex" xmlns:cx1="http://schemas.microsoft.com/office/drawing/2015/9/8/chartex" xmlns:cx2="http://schemas.microsoft.com/office/drawing/2015/10/21/chartex" xmlns:cx3="http://schemas.microsoft.com/office/drawing/2016/5/9/chartex" xmlns:cx4="http://schemas.microsoft.com/office/drawing/2016/5/10/chartex" xmlns:cx5="http://schemas.microsoft.com/office/drawing/2016/5/11/chartex" xmlns:cx6="http://schemas.microsoft.com/office/drawing/2016/5/12/chartex" xmlns:cx7="http://schemas.microsoft.com/office/drawing/2016/5/13/chartex" xmlns:cx8="http://schemas.microsoft.com/office/drawing/2016/5/14/chartex" xmlns:mc="http://schemas.openxmlformats.org/markup-compatibility/2006" xmlns:aink="http://schemas.microsoft.com/office/drawing/2016/ink" xmlns:am3d="http://schemas.microsoft.com/office/drawing/2017/model3d" xmlns:o="urn:schemas-microsoft-com:office:office" xmlns:oel="http://schemas.microsoft.com/office/2019/extlst" xmlns:r="http://schemas.openxmlformats.org/officeDocument/2006/relationships" xmlns:m="http://schemas.openxmlformats.org/officeDocument/2006/math" xmlns:v="urn:schemas-microsoft-com:vml" xmlns:wp14="http://schemas.microsoft.com/office/word/2010/wordprocessingDrawing" xmlns:wp="http://schemas.openxmlformats.org/drawingml/2006/wordprocessingDrawing" xmlns:w10="urn:schemas-microsoft-com:office:word" xmlns:w="http://schemas.openxmlformats.org/wordprocessingml/2006/main" xmlns:w14="http://schemas.microsoft.com/office/word/2010/wordml" xmlns:w15="http://schemas.microsoft.com/office/word/2012/wordml" xmlns:w16cex="http://schemas.microsoft.com/office/word/2018/wordml/cex" xmlns:w16cid="http://schemas.microsoft.com/office/word/2016/wordml/cid" xmlns:w16="http://schemas.microsoft.com/office/word/2018/wordml" xmlns:w16sdtdh="http://schemas.microsoft.com/office/word/2020/wordml/sdtdatahash" xmlns:w16se="http://schemas.microsoft.com/office/word/2015/wordml/symex" xmlns:wpg="http://schemas.microsoft.com/office/word/2010/wordprocessingGroup" xmlns:wpi="http://schemas.microsoft.com/office/word/2010/wordprocessingInk" xmlns:wne="http://schemas.microsoft.com/office/word/2006/wordml" xmlns:wps="http://schemas.microsoft.com/office/word/2010/wordprocessingShape" mc:Ignorable="w14 w15 w16se w16cid w16 w16cex w16sdtdh wp14">
+  <w15:commentEx w15:paraId="3CE68285" w15:done="0"/>
+  <w15:commentEx w15:paraId="2C7C704F" w15:done="0"/>
+  <w15:commentEx w15:paraId="6C69544E" w15:done="0"/>
+  <w15:commentEx w15:paraId="255B24A6" w15:done="0"/>
+  <w15:commentEx w15:paraId="261D9A81" w15:done="0"/>
+  <w15:commentEx w15:paraId="429B6A13" w15:done="0"/>
+  <w15:commentEx w15:paraId="113F1A08" w15:done="0"/>
+  <w15:commentEx w15:paraId="4735F9BE" w15:done="0"/>
+  <w15:commentEx w15:paraId="68A60103" w15:done="0"/>
+  <w15:commentEx w15:paraId="3DE79352" w15:done="0"/>
+  <w15:commentEx w15:paraId="213ED8C1" w15:done="0"/>
+</w15:commentsEx>
+</file>
+
+<file path=word/commentsExtensible.xml><?xml version="1.0" encoding="utf-8"?>
+<w16cex:commentsExtensible xmlns:wpc="http://schemas.microsoft.com/office/word/2010/wordprocessingCanvas" xmlns:cx="http://schemas.microsoft.com/office/drawing/2014/chartex" xmlns:cx1="http://schemas.microsoft.com/office/drawing/2015/9/8/chartex" xmlns:cx2="http://schemas.microsoft.com/office/drawing/2015/10/21/chartex" xmlns:cx3="http://schemas.microsoft.com/office/drawing/2016/5/9/chartex" xmlns:cx4="http://schemas.microsoft.com/office/drawing/2016/5/10/chartex" xmlns:cx5="http://schemas.microsoft.com/office/drawing/2016/5/11/chartex" xmlns:cx6="http://schemas.microsoft.com/office/drawing/2016/5/12/chartex" xmlns:cx7="http://schemas.microsoft.com/office/drawing/2016/5/13/chartex" xmlns:cx8="http://schemas.microsoft.com/office/drawing/2016/5/14/chartex" xmlns:cr="http://schemas.microsoft.com/office/comments/2020/reactions" xmlns:mc="http://schemas.openxmlformats.org/markup-compatibility/2006" xmlns:aink="http://schemas.microsoft.com/office/drawing/2016/ink" xmlns:am3d="http://schemas.microsoft.com/office/drawing/2017/model3d" xmlns:o="urn:schemas-microsoft-com:office:office" xmlns:oel="http://schemas.microsoft.com/office/2019/extlst" xmlns:r="http://schemas.openxmlformats.org/officeDocument/2006/relationships" xmlns:m="http://schemas.openxmlformats.org/officeDocument/2006/math" xmlns:v="urn:schemas-microsoft-com:vml" xmlns:wp14="http://schemas.microsoft.com/office/word/2010/wordprocessingDrawing" xmlns:wp="http://schemas.openxmlformats.org/drawingml/2006/wordprocessingDrawing" xmlns:w10="urn:schemas-microsoft-com:office:word" xmlns:w="http://schemas.openxmlformats.org/wordprocessingml/2006/main" xmlns:w14="http://schemas.microsoft.com/office/word/2010/wordml" xmlns:w15="http://schemas.microsoft.com/office/word/2012/wordml" xmlns:w16cex="http://schemas.microsoft.com/office/word/2018/wordml/cex" xmlns:w16cid="http://schemas.microsoft.com/office/word/2016/wordml/cid" xmlns:w16="http://schemas.microsoft.com/office/word/2018/wordml" xmlns:w16sdtdh="http://schemas.microsoft.com/office/word/2020/wordml/sdtdatahash" xmlns:w16se="http://schemas.microsoft.com/office/word/2015/wordml/symex" xmlns:wpg="http://schemas.microsoft.com/office/word/2010/wordprocessingGroup" xmlns:wpi="http://schemas.microsoft.com/office/word/2010/wordprocessingInk" xmlns:wne="http://schemas.microsoft.com/office/word/2006/wordml" xmlns:wps="http://schemas.microsoft.com/office/word/2010/wordprocessingShape" mc:Ignorable="w14 w15 w16se w16cid w16 w16cex w16sdtdh cr wp14">
+  <w16cex:commentExtensible w16cex:durableId="12E1E40C" w16cex:dateUtc="2025-10-11T10:35:00Z"/>
+  <w16cex:commentExtensible w16cex:durableId="2E410DF1" w16cex:dateUtc="2025-10-11T11:06:00Z"/>
+  <w16cex:commentExtensible w16cex:durableId="3E577FAD" w16cex:dateUtc="2025-10-11T10:35:00Z"/>
+  <w16cex:commentExtensible w16cex:durableId="110FAB94" w16cex:dateUtc="2025-10-11T10:35:00Z"/>
+  <w16cex:commentExtensible w16cex:durableId="5A939456" w16cex:dateUtc="2025-10-11T10:35:00Z"/>
+  <w16cex:commentExtensible w16cex:durableId="6739210F" w16cex:dateUtc="2025-10-11T10:35:00Z"/>
+  <w16cex:commentExtensible w16cex:durableId="4DD90DCC" w16cex:dateUtc="2025-10-11T10:35:00Z"/>
+  <w16cex:commentExtensible w16cex:durableId="70FF8F68" w16cex:dateUtc="2025-10-11T10:35:00Z"/>
+  <w16cex:commentExtensible w16cex:durableId="5589EDE7" w16cex:dateUtc="2025-10-11T11:07:00Z"/>
+  <w16cex:commentExtensible w16cex:durableId="5578DB84" w16cex:dateUtc="2025-10-11T11:07:00Z"/>
+  <w16cex:commentExtensible w16cex:durableId="510EDA52" w16cex:dateUtc="2025-10-11T11:08:00Z"/>
+</w16cex:commentsExtensible>
+</file>
+
+<file path=word/commentsIds.xml><?xml version="1.0" encoding="utf-8"?>
+<w16cid:commentsIds xmlns:wpc="http://schemas.microsoft.com/office/word/2010/wordprocessingCanvas" xmlns:cx="http://schemas.microsoft.com/office/drawing/2014/chartex" xmlns:cx1="http://schemas.microsoft.com/office/drawing/2015/9/8/chartex" xmlns:cx2="http://schemas.microsoft.com/office/drawing/2015/10/21/chartex" xmlns:cx3="http://schemas.microsoft.com/office/drawing/2016/5/9/chartex" xmlns:cx4="http://schemas.microsoft.com/office/drawing/2016/5/10/chartex" xmlns:cx5="http://schemas.microsoft.com/office/drawing/2016/5/11/chartex" xmlns:cx6="http://schemas.microsoft.com/office/drawing/2016/5/12/chartex" xmlns:cx7="http://schemas.microsoft.com/office/drawing/2016/5/13/chartex" xmlns:cx8="http://schemas.microsoft.com/office/drawing/2016/5/14/chartex" xmlns:mc="http://schemas.openxmlformats.org/markup-compatibility/2006" xmlns:aink="http://schemas.microsoft.com/office/drawing/2016/ink" xmlns:am3d="http://schemas.microsoft.com/office/drawing/2017/model3d" xmlns:o="urn:schemas-microsoft-com:office:office" xmlns:oel="http://schemas.microsoft.com/office/2019/extlst" xmlns:r="http://schemas.openxmlformats.org/officeDocument/2006/relationships" xmlns:m="http://schemas.openxmlformats.org/officeDocument/2006/math" xmlns:v="urn:schemas-microsoft-com:vml" xmlns:wp14="http://schemas.microsoft.com/office/word/2010/wordprocessingDrawing" xmlns:wp="http://schemas.openxmlformats.org/drawingml/2006/wordprocessingDrawing" xmlns:w10="urn:schemas-microsoft-com:office:word" xmlns:w="http://schemas.openxmlformats.org/wordprocessingml/2006/main" xmlns:w14="http://schemas.microsoft.com/office/word/2010/wordml" xmlns:w15="http://schemas.microsoft.com/office/word/2012/wordml" xmlns:w16cex="http://schemas.microsoft.com/office/word/2018/wordml/cex" xmlns:w16cid="http://schemas.microsoft.com/office/word/2016/wordml/cid" xmlns:w16="http://schemas.microsoft.com/office/word/2018/wordml" xmlns:w16sdtdh="http://schemas.microsoft.com/office/word/2020/wordml/sdtdatahash" xmlns:w16se="http://schemas.microsoft.com/office/word/2015/wordml/symex" xmlns:wpg="http://schemas.microsoft.com/office/word/2010/wordprocessingGroup" xmlns:wpi="http://schemas.microsoft.com/office/word/2010/wordprocessingInk" xmlns:wne="http://schemas.microsoft.com/office/word/2006/wordml" xmlns:wps="http://schemas.microsoft.com/office/word/2010/wordprocessingShape" mc:Ignorable="w14 w15 w16se w16cid w16 w16cex w16sdtdh wp14">
+  <w16cid:commentId w16cid:paraId="3CE68285" w16cid:durableId="12E1E40C"/>
+  <w16cid:commentId w16cid:paraId="2C7C704F" w16cid:durableId="2E410DF1"/>
+  <w16cid:commentId w16cid:paraId="6C69544E" w16cid:durableId="3E577FAD"/>
+  <w16cid:commentId w16cid:paraId="255B24A6" w16cid:durableId="110FAB94"/>
+  <w16cid:commentId w16cid:paraId="261D9A81" w16cid:durableId="5A939456"/>
+  <w16cid:commentId w16cid:paraId="429B6A13" w16cid:durableId="6739210F"/>
+  <w16cid:commentId w16cid:paraId="113F1A08" w16cid:durableId="4DD90DCC"/>
+  <w16cid:commentId w16cid:paraId="4735F9BE" w16cid:durableId="70FF8F68"/>
+  <w16cid:commentId w16cid:paraId="68A60103" w16cid:durableId="5589EDE7"/>
+  <w16cid:commentId w16cid:paraId="3DE79352" w16cid:durableId="5578DB84"/>
+  <w16cid:commentId w16cid:paraId="213ED8C1" w16cid:durableId="510EDA52"/>
+</w16cid:commentsIds>
 </file>
 
 <file path=word/endnotes.xml><?xml version="1.0" encoding="utf-8"?>
@@ -2383,6 +2856,14 @@
     </w:lvlOverride>
   </w:num>
 </w:numbering>
+</file>
+
+<file path=word/people.xml><?xml version="1.0" encoding="utf-8"?>
+<w15:people xmlns:wpc="http://schemas.microsoft.com/office/word/2010/wordprocessingCanvas" xmlns:cx="http://schemas.microsoft.com/office/drawing/2014/chartex" xmlns:cx1="http://schemas.microsoft.com/office/drawing/2015/9/8/chartex" xmlns:cx2="http://schemas.microsoft.com/office/drawing/2015/10/21/chartex" xmlns:cx3="http://schemas.microsoft.com/office/drawing/2016/5/9/chartex" xmlns:cx4="http://schemas.microsoft.com/office/drawing/2016/5/10/chartex" xmlns:cx5="http://schemas.microsoft.com/office/drawing/2016/5/11/chartex" xmlns:cx6="http://schemas.microsoft.com/office/drawing/2016/5/12/chartex" xmlns:cx7="http://schemas.microsoft.com/office/drawing/2016/5/13/chartex" xmlns:cx8="http://schemas.microsoft.com/office/drawing/2016/5/14/chartex" xmlns:mc="http://schemas.openxmlformats.org/markup-compatibility/2006" xmlns:aink="http://schemas.microsoft.com/office/drawing/2016/ink" xmlns:am3d="http://schemas.microsoft.com/office/drawing/2017/model3d" xmlns:o="urn:schemas-microsoft-com:office:office" xmlns:oel="http://schemas.microsoft.com/office/2019/extlst" xmlns:r="http://schemas.openxmlformats.org/officeDocument/2006/relationships" xmlns:m="http://schemas.openxmlformats.org/officeDocument/2006/math" xmlns:v="urn:schemas-microsoft-com:vml" xmlns:wp14="http://schemas.microsoft.com/office/word/2010/wordprocessingDrawing" xmlns:wp="http://schemas.openxmlformats.org/drawingml/2006/wordprocessingDrawing" xmlns:w10="urn:schemas-microsoft-com:office:word" xmlns:w="http://schemas.openxmlformats.org/wordprocessingml/2006/main" xmlns:w14="http://schemas.microsoft.com/office/word/2010/wordml" xmlns:w15="http://schemas.microsoft.com/office/word/2012/wordml" xmlns:w16cex="http://schemas.microsoft.com/office/word/2018/wordml/cex" xmlns:w16cid="http://schemas.microsoft.com/office/word/2016/wordml/cid" xmlns:w16="http://schemas.microsoft.com/office/word/2018/wordml" xmlns:w16sdtdh="http://schemas.microsoft.com/office/word/2020/wordml/sdtdatahash" xmlns:w16se="http://schemas.microsoft.com/office/word/2015/wordml/symex" xmlns:wpg="http://schemas.microsoft.com/office/word/2010/wordprocessingGroup" xmlns:wpi="http://schemas.microsoft.com/office/word/2010/wordprocessingInk" xmlns:wne="http://schemas.microsoft.com/office/word/2006/wordml" xmlns:wps="http://schemas.microsoft.com/office/word/2010/wordprocessingShape" mc:Ignorable="w14 w15 w16se w16cid w16 w16cex w16sdtdh wp14">
+  <w15:person w15:author="Яна">
+    <w15:presenceInfo w15:providerId="None" w15:userId="Яна"/>
+  </w15:person>
+</w15:people>
 </file>
 
 <file path=word/styles.xml><?xml version="1.0" encoding="utf-8"?>
